--- a/public/templates/PRI_Research Report Template_CN-TW.docx
+++ b/public/templates/PRI_Research Report Template_CN-TW.docx
@@ -67,7 +67,7 @@
           <w:color w:val="375A6B"/>
           <w:sz w:val="21"/>
         </w:rPr>
-        <w:t>官方範本 · v1.0（2026）</w:t>
+        <w:t>官方範本 · v1.1（2026-10-05）</w:t>
       </w:r>
     </w:p>
     <w:p>
@@ -203,7 +203,7 @@
                 <w:color w:val="1F2326"/>
                 <w:sz w:val="21"/>
               </w:rPr>
-              <w:t>v1.0（2026）</w:t>
+              <w:t>v1.1（2026-10-05）</w:t>
             </w:r>
           </w:p>
         </w:tc>
@@ -376,6 +376,7 @@
     <w:p>
       <w:pPr>
         <w:spacing w:after="400"/>
+        <w:keepLines w:val="1"/>
       </w:pPr>
       <w:r>
         <w:rPr>
@@ -506,6 +507,7 @@
     <w:p>
       <w:pPr>
         <w:spacing w:after="160"/>
+        <w:keepNext w:val="1"/>
       </w:pPr>
       <w:r>
         <w:rPr>
@@ -527,6 +529,9 @@
         <w:gridCol w:w="9072"/>
       </w:tblGrid>
       <w:tr>
+        <w:trPr>
+          <w:cantSplit w:val="1"/>
+        </w:trPr>
         <w:tc>
           <w:tcPr>
             <w:tcW w:type="dxa" w:w="9072"/>
@@ -541,6 +546,7 @@
           <w:p>
             <w:pPr>
               <w:spacing w:before="200" w:after="200"/>
+              <w:keepLines w:val="1"/>
             </w:pPr>
             <w:r>
               <w:rPr>
@@ -549,7 +555,7 @@
                 <w:color w:val="8A9196"/>
                 <w:sz w:val="21"/>
               </w:rPr>
-              <w:t>本報告所表達的研究發現、詮釋與結論僅代表作者本人觀點，不必然反映全景研究院的官方立場。全景研究院是全景學術集團的內部研究與學術發展部門，不具備獨立法人資格。</w:t>
+              <w:t>本報告所表達的研究發現、詮釋與結論僅代表作者本人觀點，不必然反映全景研究院的官方立場。全景研究院是由全景學術集團設立、具有自身學術治理體系與機構身分的研究機構。PSG 是其上級機構，負責其法律與行政事務。PRI 不具有獨立法人資格。</w:t>
             </w:r>
           </w:p>
         </w:tc>
@@ -1401,7 +1407,7 @@
                 <w:color w:val="8A9196"/>
                 <w:sz w:val="21"/>
               </w:rPr>
-              <w:t>全景研究院是全景學術集團的內部研究與學術發展部門。研究院在其研究活動中保持學術獨立，不具備獨立法人資格。欲了解更多資訊，請造訪 research.panorama-sg.com。</w:t>
+              <w:t>全景研究院是由全景學術集團設立、具有自身學術治理體系與機構身分的研究機構。研究院在其研究活動中保持學術獨立，不具備獨立法人資格。欲了解更多資訊，請造訪 research.panorama-sg.com。</w:t>
             </w:r>
           </w:p>
         </w:tc>
